--- a/0-all/1-2025-2026/2-second-semester/7-G-7/10-week-10/4-worksheet/Computer Worksheet G7 W10 (Answer).docx
+++ b/0-all/1-2025-2026/2-second-semester/7-G-7/10-week-10/4-worksheet/Computer Worksheet G7 W10 (Answer).docx
@@ -399,9 +399,8 @@
           <w:sz w:val="36"/>
           <w:szCs w:val="36"/>
         </w:rPr>
-        <w:t xml:space="preserve">heet No. </w:t>
-      </w:r>
-      <w:proofErr w:type="gramStart"/>
+        <w:t xml:space="preserve">heet No. (    </w:t>
+      </w:r>
       <w:r>
         <w:rPr>
           <w:rFonts w:ascii="Lucida Bright" w:hAnsi="Lucida Bright"/>
@@ -410,9 +409,8 @@
           <w:sz w:val="36"/>
           <w:szCs w:val="36"/>
         </w:rPr>
-        <w:t xml:space="preserve">(  </w:t>
-      </w:r>
-      <w:proofErr w:type="gramEnd"/>
+        <w:t>10</w:t>
+      </w:r>
       <w:r>
         <w:rPr>
           <w:rFonts w:ascii="Lucida Bright" w:hAnsi="Lucida Bright"/>
@@ -421,40 +419,8 @@
           <w:sz w:val="36"/>
           <w:szCs w:val="36"/>
         </w:rPr>
-        <w:t xml:space="preserve">  </w:t>
-      </w:r>
-      <w:r>
-        <w:rPr>
-          <w:rFonts w:ascii="Lucida Bright" w:hAnsi="Lucida Bright"/>
-          <w:b/>
-          <w:bCs/>
-          <w:sz w:val="36"/>
-          <w:szCs w:val="36"/>
-        </w:rPr>
-        <w:t>10</w:t>
-      </w:r>
-      <w:r>
-        <w:rPr>
-          <w:rFonts w:ascii="Lucida Bright" w:hAnsi="Lucida Bright"/>
-          <w:b/>
-          <w:bCs/>
-          <w:sz w:val="36"/>
-          <w:szCs w:val="36"/>
-        </w:rPr>
-        <w:t xml:space="preserve"> </w:t>
-      </w:r>
-      <w:proofErr w:type="gramStart"/>
-      <w:r>
-        <w:rPr>
-          <w:rFonts w:ascii="Lucida Bright" w:hAnsi="Lucida Bright"/>
-          <w:b/>
-          <w:bCs/>
-          <w:sz w:val="36"/>
-          <w:szCs w:val="36"/>
-        </w:rPr>
-        <w:t xml:space="preserve">  )</w:t>
-      </w:r>
-      <w:proofErr w:type="gramEnd"/>
+        <w:t xml:space="preserve">   )</w:t>
+      </w:r>
       <w:r>
         <w:rPr>
           <w:rFonts w:ascii="Lucida Bright" w:hAnsi="Lucida Bright"/>
@@ -622,7 +588,7 @@
           </mc:Choice>
           <mc:Fallback>
             <w:pict>
-              <v:rect w14:anchorId="4CEC578D" id="Rectangle 2" o:spid="_x0000_s1026" style="position:absolute;left:0;text-align:left;margin-left:129.25pt;margin-top:31.05pt;width:85.1pt;height:36pt;z-index:251655168;visibility:visible;mso-wrap-style:square;mso-wrap-distance-left:9pt;mso-wrap-distance-top:0;mso-wrap-distance-right:9pt;mso-wrap-distance-bottom:0;mso-position-horizontal:absolute;mso-position-horizontal-relative:text;mso-position-vertical:absolute;mso-position-vertical-relative:text;v-text-anchor:middle" o:gfxdata="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" filled="f" strokecolor="#0a121c [484]" strokeweight="2pt"/>
+              <v:rect w14:anchorId="34B02FEE" id="Rectangle 2" o:spid="_x0000_s1026" style="position:absolute;left:0;text-align:left;margin-left:129.25pt;margin-top:31.05pt;width:85.1pt;height:36pt;z-index:251655168;visibility:visible;mso-wrap-style:square;mso-wrap-distance-left:9pt;mso-wrap-distance-top:0;mso-wrap-distance-right:9pt;mso-wrap-distance-bottom:0;mso-position-horizontal:absolute;mso-position-horizontal-relative:text;mso-position-vertical:absolute;mso-position-vertical-relative:text;v-text-anchor:middle" o:gfxdata="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" filled="f" strokecolor="#0a121c [484]" strokeweight="2pt"/>
             </w:pict>
           </mc:Fallback>
         </mc:AlternateContent>
@@ -651,7 +617,21 @@
           <w:sz w:val="40"/>
           <w:szCs w:val="40"/>
         </w:rPr>
-        <w:t xml:space="preserve">a. Treu </w:t>
+        <w:t>a. Tr</w:t>
+      </w:r>
+      <w:r>
+        <w:rPr>
+          <w:sz w:val="40"/>
+          <w:szCs w:val="40"/>
+        </w:rPr>
+        <w:t>ue</w:t>
+      </w:r>
+      <w:r>
+        <w:rPr>
+          <w:sz w:val="40"/>
+          <w:szCs w:val="40"/>
+        </w:rPr>
+        <w:t xml:space="preserve"> </w:t>
       </w:r>
       <w:r>
         <w:rPr>
@@ -775,7 +755,7 @@
           </mc:Choice>
           <mc:Fallback>
             <w:pict>
-              <v:rect w14:anchorId="1D1C656D" id="Rectangle 2" o:spid="_x0000_s1026" style="position:absolute;left:0;text-align:left;margin-left:132pt;margin-top:108.55pt;width:85.1pt;height:36pt;z-index:251660288;visibility:visible;mso-wrap-style:square;mso-wrap-distance-left:9pt;mso-wrap-distance-top:0;mso-wrap-distance-right:9pt;mso-wrap-distance-bottom:0;mso-position-horizontal:absolute;mso-position-horizontal-relative:text;mso-position-vertical:absolute;mso-position-vertical-relative:text;v-text-anchor:middle" o:gfxdata="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" filled="f" strokecolor="#0a121c [484]" strokeweight="2pt"/>
+              <v:rect w14:anchorId="0A88021D" id="Rectangle 2" o:spid="_x0000_s1026" style="position:absolute;left:0;text-align:left;margin-left:132pt;margin-top:108.55pt;width:85.1pt;height:36pt;z-index:251660288;visibility:visible;mso-wrap-style:square;mso-wrap-distance-left:9pt;mso-wrap-distance-top:0;mso-wrap-distance-right:9pt;mso-wrap-distance-bottom:0;mso-position-horizontal:absolute;mso-position-horizontal-relative:text;mso-position-vertical:absolute;mso-position-vertical-relative:text;v-text-anchor:middle" o:gfxdata="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" filled="f" strokecolor="#0a121c [484]" strokeweight="2pt"/>
             </w:pict>
           </mc:Fallback>
         </mc:AlternateContent>
@@ -804,7 +784,21 @@
           <w:sz w:val="40"/>
           <w:szCs w:val="40"/>
         </w:rPr>
-        <w:t xml:space="preserve">a. Treu </w:t>
+        <w:t>a. Tr</w:t>
+      </w:r>
+      <w:r>
+        <w:rPr>
+          <w:sz w:val="40"/>
+          <w:szCs w:val="40"/>
+        </w:rPr>
+        <w:t>ue</w:t>
+      </w:r>
+      <w:r>
+        <w:rPr>
+          <w:sz w:val="40"/>
+          <w:szCs w:val="40"/>
+        </w:rPr>
+        <w:t xml:space="preserve"> </w:t>
       </w:r>
       <w:r>
         <w:rPr>
@@ -928,7 +922,7 @@
           </mc:Choice>
           <mc:Fallback>
             <w:pict>
-              <v:rect w14:anchorId="16A33332" id="Rectangle 2" o:spid="_x0000_s1026" style="position:absolute;left:0;text-align:left;margin-left:135.8pt;margin-top:29.55pt;width:85.1pt;height:36pt;z-index:251662336;visibility:visible;mso-wrap-style:square;mso-wrap-distance-left:9pt;mso-wrap-distance-top:0;mso-wrap-distance-right:9pt;mso-wrap-distance-bottom:0;mso-position-horizontal:absolute;mso-position-horizontal-relative:text;mso-position-vertical:absolute;mso-position-vertical-relative:text;v-text-anchor:middle" o:gfxdata="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" filled="f" strokecolor="#0a121c [484]" strokeweight="2pt"/>
+              <v:rect w14:anchorId="4F8D5A16" id="Rectangle 2" o:spid="_x0000_s1026" style="position:absolute;left:0;text-align:left;margin-left:135.8pt;margin-top:29.55pt;width:85.1pt;height:36pt;z-index:251662336;visibility:visible;mso-wrap-style:square;mso-wrap-distance-left:9pt;mso-wrap-distance-top:0;mso-wrap-distance-right:9pt;mso-wrap-distance-bottom:0;mso-position-horizontal:absolute;mso-position-horizontal-relative:text;mso-position-vertical:absolute;mso-position-vertical-relative:text;v-text-anchor:middle" o:gfxdata="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" filled="f" strokecolor="#0a121c [484]" strokeweight="2pt"/>
             </w:pict>
           </mc:Fallback>
         </mc:AlternateContent>
@@ -957,7 +951,21 @@
           <w:sz w:val="40"/>
           <w:szCs w:val="40"/>
         </w:rPr>
-        <w:t xml:space="preserve"> a. Treu </w:t>
+        <w:t xml:space="preserve"> a. Tr</w:t>
+      </w:r>
+      <w:r>
+        <w:rPr>
+          <w:sz w:val="40"/>
+          <w:szCs w:val="40"/>
+        </w:rPr>
+        <w:t>ue</w:t>
+      </w:r>
+      <w:r>
+        <w:rPr>
+          <w:sz w:val="40"/>
+          <w:szCs w:val="40"/>
+        </w:rPr>
+        <w:t xml:space="preserve"> </w:t>
       </w:r>
       <w:r>
         <w:rPr>
